--- a/public/plantillas/Plantilla_Plan_Integral_Firma.docx
+++ b/public/plantillas/Plantilla_Plan_Integral_Firma.docx
@@ -1,6 +1,6 @@
 
 <file path=word/document.xml><?xml version="1.0" encoding="utf-8"?>
-<w:document xmlns:wpc="http://schemas.microsoft.com/office/word/2010/wordprocessingCanvas" xmlns:cx="http://schemas.microsoft.com/office/drawing/2014/chartex" xmlns:cx1="http://schemas.microsoft.com/office/drawing/2015/9/8/chartex" xmlns:cx2="http://schemas.microsoft.com/office/drawing/2015/10/21/chartex" xmlns:cx3="http://schemas.microsoft.com/office/drawing/2016/5/9/chartex" xmlns:cx4="http://schemas.microsoft.com/office/drawing/2016/5/10/chartex" xmlns:cx5="http://schemas.microsoft.com/office/drawing/2016/5/11/chartex" xmlns:cx6="http://schemas.microsoft.com/office/drawing/2016/5/12/chartex" xmlns:cx7="http://schemas.microsoft.com/office/drawing/2016/5/13/chartex" xmlns:cx8="http://schemas.microsoft.com/office/drawing/2016/5/14/chartex" xmlns:mc="http://schemas.openxmlformats.org/markup-compatibility/2006" xmlns:aink="http://schemas.microsoft.com/office/drawing/2016/ink" xmlns:am3d="http://schemas.microsoft.com/office/drawing/2017/model3d" xmlns:o="urn:schemas-microsoft-com:office:office" xmlns:oel="http://schemas.microsoft.com/office/2019/extlst" xmlns:r="http://schemas.openxmlformats.org/officeDocument/2006/relationships" xmlns:m="http://schemas.openxmlformats.org/officeDocument/2006/math" xmlns:v="urn:schemas-microsoft-com:vml" xmlns:wp14="http://schemas.microsoft.com/office/word/2010/wordprocessingDrawing" xmlns:wp="http://schemas.openxmlformats.org/drawingml/2006/wordprocessingDrawing" xmlns:w10="urn:schemas-microsoft-com:office:word" xmlns:w="http://schemas.openxmlformats.org/wordprocessingml/2006/main" xmlns:w14="http://schemas.microsoft.com/office/word/2010/wordml" xmlns:w15="http://schemas.microsoft.com/office/word/2012/wordml" xmlns:w16cex="http://schemas.microsoft.com/office/word/2018/wordml/cex" xmlns:w16cid="http://schemas.microsoft.com/office/word/2016/wordml/cid" xmlns:w16="http://schemas.microsoft.com/office/word/2018/wordml" xmlns:w16du="http://schemas.microsoft.com/office/word/2023/wordml/word16du" xmlns:w16sdtdh="http://schemas.microsoft.com/office/word/2020/wordml/sdtdatahash" xmlns:w16sdtfl="http://schemas.microsoft.com/office/word/2024/wordml/sdtformatlock" xmlns:w16se="http://schemas.microsoft.com/office/word/2015/wordml/symex" xmlns:wpg="http://schemas.microsoft.com/office/word/2010/wordprocessingGroup" xmlns:wpi="http://schemas.microsoft.com/office/word/2010/wordprocessingInk" xmlns:wne="http://schemas.microsoft.com/office/word/2006/wordml" xmlns:wps="http://schemas.microsoft.com/office/word/2010/wordprocessingShape" mc:Ignorable="w14 w15 w16se w16cid w16 w16cex w16sdtdh w16sdtfl w16du wp14">
+<w:document xmlns:wpc="http://schemas.microsoft.com/office/word/2010/wordprocessingCanvas" xmlns:cx="http://schemas.microsoft.com/office/drawing/2014/chartex" xmlns:mc="http://schemas.openxmlformats.org/markup-compatibility/2006" xmlns:o="urn:schemas-microsoft-com:office:office" xmlns:r="http://schemas.openxmlformats.org/officeDocument/2006/relationships" xmlns:m="http://schemas.openxmlformats.org/officeDocument/2006/math" xmlns:v="urn:schemas-microsoft-com:vml" xmlns:wp14="http://schemas.microsoft.com/office/word/2010/wordprocessingDrawing" xmlns:wp="http://schemas.openxmlformats.org/drawingml/2006/wordprocessingDrawing" xmlns:w10="urn:schemas-microsoft-com:office:word" xmlns:w="http://schemas.openxmlformats.org/wordprocessingml/2006/main" xmlns:w14="http://schemas.microsoft.com/office/word/2010/wordml" xmlns:w15="http://schemas.microsoft.com/office/word/2012/wordml" xmlns:w16se="http://schemas.microsoft.com/office/word/2015/wordml/symex" xmlns:wpg="http://schemas.microsoft.com/office/word/2010/wordprocessingGroup" xmlns:wpi="http://schemas.microsoft.com/office/word/2010/wordprocessingInk" xmlns:wne="http://schemas.microsoft.com/office/word/2006/wordml" xmlns:wps="http://schemas.microsoft.com/office/word/2010/wordprocessingShape" mc:Ignorable="w14 w15 w16se wp14">
   <w:body>
     <w:p>
       <w:pPr>
@@ -431,6 +431,7 @@
           <w:sz w:val="26"/>
           <w:szCs w:val="26"/>
         </w:rPr>
+        <w:lastRenderedPageBreak/>
         <w:t xml:space="preserve">Propuesta Técnica: </w:t>
       </w:r>
       <w:r>
@@ -469,7 +470,6 @@
           <w:color w:val="000000"/>
           <w:u w:val="single"/>
         </w:rPr>
-        <w:lastRenderedPageBreak/>
         <w:t>Contabilidad</w:t>
       </w:r>
     </w:p>
@@ -1027,6 +1027,7 @@
           <w:rFonts w:ascii="Calibri" w:eastAsia="Calibri" w:hAnsi="Calibri" w:cs="Calibri"/>
           <w:color w:val="000000"/>
         </w:rPr>
+        <w:lastRenderedPageBreak/>
         <w:t>Liquidación de impuestos.</w:t>
       </w:r>
     </w:p>
@@ -1056,7 +1057,6 @@
           <w:rFonts w:ascii="Calibri" w:eastAsia="Calibri" w:hAnsi="Calibri" w:cs="Calibri"/>
           <w:color w:val="000000"/>
         </w:rPr>
-        <w:lastRenderedPageBreak/>
         <w:t>Generación de Guía de pagos varios o NPS para el pago de sus impuestos.</w:t>
       </w:r>
     </w:p>
@@ -1687,6 +1687,7 @@
           <w:color w:val="000000"/>
           <w:u w:val="single"/>
         </w:rPr>
+        <w:lastRenderedPageBreak/>
         <w:t>Legal</w:t>
       </w:r>
       <w:r>
@@ -1725,412 +1726,428 @@
           <w:rFonts w:ascii="Calibri" w:eastAsia="Calibri" w:hAnsi="Calibri" w:cs="Calibri"/>
           <w:color w:val="000000"/>
         </w:rPr>
+        <w:t>Consultoría y asesoría en procesos contractuales en el ámbito empresarial y comercial.</w:t>
+      </w:r>
+    </w:p>
+    <w:p>
+      <w:pPr>
+        <w:numPr>
+          <w:ilvl w:val="2"/>
+          <w:numId w:val="2"/>
+        </w:numPr>
+        <w:pBdr>
+          <w:top w:val="nil"/>
+          <w:left w:val="nil"/>
+          <w:bottom w:val="nil"/>
+          <w:right w:val="nil"/>
+          <w:between w:val="nil"/>
+        </w:pBdr>
+        <w:spacing w:line="360" w:lineRule="auto"/>
+        <w:jc w:val="both"/>
+        <w:rPr>
+          <w:rFonts w:ascii="Calibri" w:eastAsia="Calibri" w:hAnsi="Calibri" w:cs="Calibri"/>
+          <w:color w:val="000000"/>
+        </w:rPr>
+      </w:pPr>
+      <w:r>
+        <w:rPr>
+          <w:rFonts w:ascii="Calibri" w:eastAsia="Calibri" w:hAnsi="Calibri" w:cs="Calibri"/>
+          <w:color w:val="000000"/>
+        </w:rPr>
+        <w:t>Trámites para solicitar documentos legales concernientes a la empresa.</w:t>
+      </w:r>
+    </w:p>
+    <w:p>
+      <w:pPr>
+        <w:numPr>
+          <w:ilvl w:val="2"/>
+          <w:numId w:val="2"/>
+        </w:numPr>
+        <w:pBdr>
+          <w:top w:val="nil"/>
+          <w:left w:val="nil"/>
+          <w:bottom w:val="nil"/>
+          <w:right w:val="nil"/>
+          <w:between w:val="nil"/>
+        </w:pBdr>
+        <w:spacing w:line="360" w:lineRule="auto"/>
+        <w:jc w:val="both"/>
+        <w:rPr>
+          <w:rFonts w:ascii="Calibri" w:eastAsia="Calibri" w:hAnsi="Calibri" w:cs="Calibri"/>
+          <w:color w:val="000000"/>
+        </w:rPr>
+      </w:pPr>
+      <w:r>
+        <w:rPr>
+          <w:rFonts w:ascii="Calibri" w:eastAsia="Calibri" w:hAnsi="Calibri" w:cs="Calibri"/>
+          <w:color w:val="000000"/>
+        </w:rPr>
+        <w:t xml:space="preserve">Asesoría para </w:t>
+      </w:r>
+      <w:r>
+        <w:rPr>
+          <w:rFonts w:ascii="Calibri" w:eastAsia="Calibri" w:hAnsi="Calibri" w:cs="Calibri"/>
+        </w:rPr>
+        <w:t>trámites</w:t>
+      </w:r>
+      <w:r>
+        <w:rPr>
+          <w:rFonts w:ascii="Calibri" w:eastAsia="Calibri" w:hAnsi="Calibri" w:cs="Calibri"/>
+          <w:color w:val="000000"/>
+        </w:rPr>
+        <w:t xml:space="preserve"> notariales y registrales para diversas operaciones de la empresa.</w:t>
+      </w:r>
+    </w:p>
+    <w:p>
+      <w:pPr>
+        <w:numPr>
+          <w:ilvl w:val="2"/>
+          <w:numId w:val="2"/>
+        </w:numPr>
+        <w:pBdr>
+          <w:top w:val="nil"/>
+          <w:left w:val="nil"/>
+          <w:bottom w:val="nil"/>
+          <w:right w:val="nil"/>
+          <w:between w:val="nil"/>
+        </w:pBdr>
+        <w:spacing w:line="360" w:lineRule="auto"/>
+        <w:jc w:val="both"/>
+        <w:rPr>
+          <w:rFonts w:ascii="Calibri" w:eastAsia="Calibri" w:hAnsi="Calibri" w:cs="Calibri"/>
+          <w:color w:val="000000"/>
+        </w:rPr>
+      </w:pPr>
+      <w:r>
+        <w:rPr>
+          <w:rFonts w:ascii="Calibri" w:eastAsia="Calibri" w:hAnsi="Calibri" w:cs="Calibri"/>
+          <w:color w:val="000000"/>
+        </w:rPr>
+        <w:t>Elaboración de un modelo base de contrato laboral estándar, adaptado a las necesidades de la empresa.</w:t>
+      </w:r>
+    </w:p>
+    <w:p>
+      <w:pPr>
+        <w:numPr>
+          <w:ilvl w:val="2"/>
+          <w:numId w:val="2"/>
+        </w:numPr>
+        <w:pBdr>
+          <w:top w:val="nil"/>
+          <w:left w:val="nil"/>
+          <w:bottom w:val="nil"/>
+          <w:right w:val="nil"/>
+          <w:between w:val="nil"/>
+        </w:pBdr>
+        <w:spacing w:line="360" w:lineRule="auto"/>
+        <w:jc w:val="both"/>
+        <w:rPr>
+          <w:rFonts w:ascii="Calibri" w:eastAsia="Calibri" w:hAnsi="Calibri" w:cs="Calibri"/>
+          <w:color w:val="000000"/>
+        </w:rPr>
+      </w:pPr>
+      <w:r>
+        <w:rPr>
+          <w:rFonts w:ascii="Calibri" w:eastAsia="Calibri" w:hAnsi="Calibri" w:cs="Calibri"/>
+          <w:color w:val="000000"/>
+        </w:rPr>
+        <w:t>Provisión de plantillas laborales: memorándums, cartas de renuncia, certificados de trabajo, registros de asistencia, constancias laborales, entre otros documentos requeridos.</w:t>
+      </w:r>
+    </w:p>
+    <w:p>
+      <w:pPr>
+        <w:numPr>
+          <w:ilvl w:val="2"/>
+          <w:numId w:val="2"/>
+        </w:numPr>
+        <w:pBdr>
+          <w:top w:val="nil"/>
+          <w:left w:val="nil"/>
+          <w:bottom w:val="nil"/>
+          <w:right w:val="nil"/>
+          <w:between w:val="nil"/>
+        </w:pBdr>
+        <w:spacing w:line="360" w:lineRule="auto"/>
+        <w:jc w:val="both"/>
+        <w:rPr>
+          <w:rFonts w:ascii="Calibri" w:eastAsia="Calibri" w:hAnsi="Calibri" w:cs="Calibri"/>
+          <w:color w:val="000000"/>
+        </w:rPr>
+      </w:pPr>
+      <w:r>
+        <w:rPr>
+          <w:rFonts w:ascii="Calibri" w:eastAsia="Calibri" w:hAnsi="Calibri" w:cs="Calibri"/>
+          <w:color w:val="000000"/>
+        </w:rPr>
+        <w:t>Monitoreo oportuno y continuo de la casilla electrónica de SUNAFIL.</w:t>
+      </w:r>
+    </w:p>
+    <w:p>
+      <w:pPr>
+        <w:numPr>
+          <w:ilvl w:val="2"/>
+          <w:numId w:val="2"/>
+        </w:numPr>
+        <w:pBdr>
+          <w:top w:val="nil"/>
+          <w:left w:val="nil"/>
+          <w:bottom w:val="nil"/>
+          <w:right w:val="nil"/>
+          <w:between w:val="nil"/>
+        </w:pBdr>
+        <w:spacing w:line="360" w:lineRule="auto"/>
+        <w:jc w:val="both"/>
+        <w:rPr>
+          <w:rFonts w:ascii="Calibri" w:eastAsia="Calibri" w:hAnsi="Calibri" w:cs="Calibri"/>
+          <w:color w:val="000000"/>
+        </w:rPr>
+      </w:pPr>
+      <w:r>
+        <w:rPr>
+          <w:rFonts w:ascii="Calibri" w:eastAsia="Calibri" w:hAnsi="Calibri" w:cs="Calibri"/>
+          <w:color w:val="000000"/>
+        </w:rPr>
+        <w:t>Elaboración de respuestas y descargos ante requerimientos de SUNAFIL.</w:t>
+      </w:r>
+    </w:p>
+    <w:p>
+      <w:pPr>
+        <w:numPr>
+          <w:ilvl w:val="2"/>
+          <w:numId w:val="2"/>
+        </w:numPr>
+        <w:pBdr>
+          <w:top w:val="nil"/>
+          <w:left w:val="nil"/>
+          <w:bottom w:val="nil"/>
+          <w:right w:val="nil"/>
+          <w:between w:val="nil"/>
+        </w:pBdr>
+        <w:spacing w:line="360" w:lineRule="auto"/>
+        <w:jc w:val="both"/>
+        <w:rPr>
+          <w:rFonts w:ascii="Calibri" w:eastAsia="Calibri" w:hAnsi="Calibri" w:cs="Calibri"/>
+          <w:color w:val="000000"/>
+        </w:rPr>
+      </w:pPr>
+      <w:r>
+        <w:rPr>
+          <w:rFonts w:ascii="Calibri" w:eastAsia="Calibri" w:hAnsi="Calibri" w:cs="Calibri"/>
+          <w:color w:val="000000"/>
+        </w:rPr>
+        <w:t>Elaboración de respuestas y descargos ante requerimientos del Ministerio de Trabajo.</w:t>
+      </w:r>
+    </w:p>
+    <w:p>
+      <w:pPr>
+        <w:numPr>
+          <w:ilvl w:val="2"/>
+          <w:numId w:val="2"/>
+        </w:numPr>
+        <w:pBdr>
+          <w:top w:val="nil"/>
+          <w:left w:val="nil"/>
+          <w:bottom w:val="nil"/>
+          <w:right w:val="nil"/>
+          <w:between w:val="nil"/>
+        </w:pBdr>
+        <w:spacing w:line="360" w:lineRule="auto"/>
+        <w:jc w:val="both"/>
+        <w:rPr>
+          <w:rFonts w:ascii="Calibri" w:eastAsia="Calibri" w:hAnsi="Calibri" w:cs="Calibri"/>
+          <w:color w:val="000000"/>
+        </w:rPr>
+      </w:pPr>
+      <w:r>
+        <w:rPr>
+          <w:rFonts w:ascii="Calibri" w:eastAsia="Calibri" w:hAnsi="Calibri" w:cs="Calibri"/>
+          <w:color w:val="000000"/>
+        </w:rPr>
+        <w:t>Acompañamiento y/o representación de la empresa ante apercibimientos o procedimientos iniciados por la Autoridad de Trabajo.</w:t>
+      </w:r>
+    </w:p>
+    <w:p>
+      <w:pPr>
+        <w:numPr>
+          <w:ilvl w:val="2"/>
+          <w:numId w:val="2"/>
+        </w:numPr>
+        <w:pBdr>
+          <w:top w:val="nil"/>
+          <w:left w:val="nil"/>
+          <w:bottom w:val="nil"/>
+          <w:right w:val="nil"/>
+          <w:between w:val="nil"/>
+        </w:pBdr>
+        <w:spacing w:line="360" w:lineRule="auto"/>
+        <w:jc w:val="both"/>
+        <w:rPr>
+          <w:rFonts w:ascii="Calibri" w:eastAsia="Calibri" w:hAnsi="Calibri" w:cs="Calibri"/>
+          <w:color w:val="000000"/>
+        </w:rPr>
+      </w:pPr>
+      <w:r>
+        <w:rPr>
+          <w:rFonts w:ascii="Calibri" w:eastAsia="Calibri" w:hAnsi="Calibri" w:cs="Calibri"/>
+          <w:color w:val="000000"/>
+        </w:rPr>
+        <w:t>Capacitación anual para trabajadores sobre beneficios y derechos laborales.</w:t>
+      </w:r>
+    </w:p>
+    <w:p>
+      <w:pPr>
+        <w:numPr>
+          <w:ilvl w:val="2"/>
+          <w:numId w:val="2"/>
+        </w:numPr>
+        <w:pBdr>
+          <w:top w:val="nil"/>
+          <w:left w:val="nil"/>
+          <w:bottom w:val="nil"/>
+          <w:right w:val="nil"/>
+          <w:between w:val="nil"/>
+        </w:pBdr>
+        <w:spacing w:line="360" w:lineRule="auto"/>
+        <w:jc w:val="both"/>
+        <w:rPr>
+          <w:rFonts w:ascii="Calibri" w:eastAsia="Calibri" w:hAnsi="Calibri" w:cs="Calibri"/>
+          <w:color w:val="000000"/>
+        </w:rPr>
+      </w:pPr>
+      <w:r>
+        <w:rPr>
+          <w:rFonts w:ascii="Calibri" w:eastAsia="Calibri" w:hAnsi="Calibri" w:cs="Calibri"/>
+          <w:color w:val="000000"/>
+        </w:rPr>
+        <w:t>Asesoría y elaboración del Acta de Constitución del Comité de Seguridad y Salud en el Trabajo.</w:t>
+      </w:r>
+    </w:p>
+    <w:p>
+      <w:pPr>
+        <w:numPr>
+          <w:ilvl w:val="2"/>
+          <w:numId w:val="2"/>
+        </w:numPr>
+        <w:pBdr>
+          <w:top w:val="nil"/>
+          <w:left w:val="nil"/>
+          <w:bottom w:val="nil"/>
+          <w:right w:val="nil"/>
+          <w:between w:val="nil"/>
+        </w:pBdr>
+        <w:spacing w:line="360" w:lineRule="auto"/>
+        <w:jc w:val="both"/>
+        <w:rPr>
+          <w:rFonts w:ascii="Calibri" w:eastAsia="Calibri" w:hAnsi="Calibri" w:cs="Calibri"/>
+          <w:color w:val="000000"/>
+        </w:rPr>
+      </w:pPr>
+      <w:r>
+        <w:rPr>
+          <w:rFonts w:ascii="Calibri" w:eastAsia="Calibri" w:hAnsi="Calibri" w:cs="Calibri"/>
+          <w:color w:val="000000"/>
+        </w:rPr>
+        <w:t>Asesoría y elaboración del acta del comité o delegado de intervención frente al hostigamiento sexual.</w:t>
+      </w:r>
+    </w:p>
+    <w:p>
+      <w:pPr>
+        <w:numPr>
+          <w:ilvl w:val="2"/>
+          <w:numId w:val="2"/>
+        </w:numPr>
+        <w:pBdr>
+          <w:top w:val="nil"/>
+          <w:left w:val="nil"/>
+          <w:bottom w:val="nil"/>
+          <w:right w:val="nil"/>
+          <w:between w:val="nil"/>
+        </w:pBdr>
+        <w:spacing w:line="360" w:lineRule="auto"/>
+        <w:jc w:val="both"/>
+        <w:rPr>
+          <w:rFonts w:ascii="Calibri" w:eastAsia="Calibri" w:hAnsi="Calibri" w:cs="Calibri"/>
+          <w:color w:val="000000"/>
+        </w:rPr>
+      </w:pPr>
+      <w:r>
+        <w:rPr>
+          <w:rFonts w:ascii="Calibri" w:eastAsia="Calibri" w:hAnsi="Calibri" w:cs="Calibri"/>
+          <w:color w:val="000000"/>
+        </w:rPr>
+        <w:t>Cotización y trámite del Seguro Vida Ley conforme a la normativa vigente.</w:t>
+      </w:r>
+    </w:p>
+    <w:p>
+      <w:pPr>
+        <w:numPr>
+          <w:ilvl w:val="2"/>
+          <w:numId w:val="2"/>
+        </w:numPr>
+        <w:pBdr>
+          <w:top w:val="nil"/>
+          <w:left w:val="nil"/>
+          <w:bottom w:val="nil"/>
+          <w:right w:val="nil"/>
+          <w:between w:val="nil"/>
+        </w:pBdr>
+        <w:spacing w:line="360" w:lineRule="auto"/>
+        <w:jc w:val="both"/>
+        <w:rPr>
+          <w:rFonts w:ascii="Calibri" w:eastAsia="Calibri" w:hAnsi="Calibri" w:cs="Calibri"/>
+          <w:color w:val="000000"/>
+        </w:rPr>
+      </w:pPr>
+      <w:r>
+        <w:rPr>
+          <w:rFonts w:ascii="Calibri" w:eastAsia="Calibri" w:hAnsi="Calibri" w:cs="Calibri"/>
+          <w:color w:val="000000"/>
+        </w:rPr>
+        <w:t xml:space="preserve">Asesoría y gestión de trámites para subsidios de </w:t>
+      </w:r>
+      <w:proofErr w:type="spellStart"/>
+      <w:r>
+        <w:rPr>
+          <w:rFonts w:ascii="Calibri" w:eastAsia="Calibri" w:hAnsi="Calibri" w:cs="Calibri"/>
+          <w:color w:val="000000"/>
+        </w:rPr>
+        <w:t>EsSalud</w:t>
+      </w:r>
+      <w:proofErr w:type="spellEnd"/>
+      <w:r>
+        <w:rPr>
+          <w:rFonts w:ascii="Calibri" w:eastAsia="Calibri" w:hAnsi="Calibri" w:cs="Calibri"/>
+          <w:color w:val="000000"/>
+        </w:rPr>
+        <w:t>.</w:t>
+      </w:r>
+    </w:p>
+    <w:p>
+      <w:pPr>
+        <w:numPr>
+          <w:ilvl w:val="2"/>
+          <w:numId w:val="2"/>
+        </w:numPr>
+        <w:pBdr>
+          <w:top w:val="nil"/>
+          <w:left w:val="nil"/>
+          <w:bottom w:val="nil"/>
+          <w:right w:val="nil"/>
+          <w:between w:val="nil"/>
+        </w:pBdr>
+        <w:spacing w:line="360" w:lineRule="auto"/>
+        <w:jc w:val="both"/>
+        <w:rPr>
+          <w:rFonts w:ascii="Calibri" w:eastAsia="Calibri" w:hAnsi="Calibri" w:cs="Calibri"/>
+          <w:color w:val="000000"/>
+        </w:rPr>
+      </w:pPr>
+      <w:r>
+        <w:rPr>
+          <w:rFonts w:ascii="Calibri" w:eastAsia="Calibri" w:hAnsi="Calibri" w:cs="Calibri"/>
+          <w:color w:val="000000"/>
+        </w:rPr>
         <w:lastRenderedPageBreak/>
-        <w:t>Consultoría y asesoría en procesos contractuales en el ámbito empresarial y comercial.</w:t>
-      </w:r>
-    </w:p>
-    <w:p>
-      <w:pPr>
-        <w:numPr>
-          <w:ilvl w:val="2"/>
-          <w:numId w:val="2"/>
-        </w:numPr>
-        <w:pBdr>
-          <w:top w:val="nil"/>
-          <w:left w:val="nil"/>
-          <w:bottom w:val="nil"/>
-          <w:right w:val="nil"/>
-          <w:between w:val="nil"/>
-        </w:pBdr>
-        <w:spacing w:line="360" w:lineRule="auto"/>
-        <w:jc w:val="both"/>
-        <w:rPr>
-          <w:rFonts w:ascii="Calibri" w:eastAsia="Calibri" w:hAnsi="Calibri" w:cs="Calibri"/>
-          <w:color w:val="000000"/>
-        </w:rPr>
-      </w:pPr>
-      <w:r>
-        <w:rPr>
-          <w:rFonts w:ascii="Calibri" w:eastAsia="Calibri" w:hAnsi="Calibri" w:cs="Calibri"/>
-          <w:color w:val="000000"/>
-        </w:rPr>
-        <w:t>Trámites para solicitar documentos legales concernientes a la empresa.</w:t>
-      </w:r>
-    </w:p>
-    <w:p>
-      <w:pPr>
-        <w:numPr>
-          <w:ilvl w:val="2"/>
-          <w:numId w:val="2"/>
-        </w:numPr>
-        <w:pBdr>
-          <w:top w:val="nil"/>
-          <w:left w:val="nil"/>
-          <w:bottom w:val="nil"/>
-          <w:right w:val="nil"/>
-          <w:between w:val="nil"/>
-        </w:pBdr>
-        <w:spacing w:line="360" w:lineRule="auto"/>
-        <w:jc w:val="both"/>
-        <w:rPr>
-          <w:rFonts w:ascii="Calibri" w:eastAsia="Calibri" w:hAnsi="Calibri" w:cs="Calibri"/>
-          <w:color w:val="000000"/>
-        </w:rPr>
-      </w:pPr>
-      <w:r>
-        <w:rPr>
-          <w:rFonts w:ascii="Calibri" w:eastAsia="Calibri" w:hAnsi="Calibri" w:cs="Calibri"/>
-          <w:color w:val="000000"/>
-        </w:rPr>
-        <w:t xml:space="preserve">Asesoría para </w:t>
-      </w:r>
-      <w:r>
-        <w:rPr>
-          <w:rFonts w:ascii="Calibri" w:eastAsia="Calibri" w:hAnsi="Calibri" w:cs="Calibri"/>
-        </w:rPr>
-        <w:t>trámites</w:t>
-      </w:r>
-      <w:r>
-        <w:rPr>
-          <w:rFonts w:ascii="Calibri" w:eastAsia="Calibri" w:hAnsi="Calibri" w:cs="Calibri"/>
-          <w:color w:val="000000"/>
-        </w:rPr>
-        <w:t xml:space="preserve"> notariales y registrales para diversas operaciones de la empresa.</w:t>
-      </w:r>
-    </w:p>
-    <w:p>
-      <w:pPr>
-        <w:numPr>
-          <w:ilvl w:val="2"/>
-          <w:numId w:val="2"/>
-        </w:numPr>
-        <w:pBdr>
-          <w:top w:val="nil"/>
-          <w:left w:val="nil"/>
-          <w:bottom w:val="nil"/>
-          <w:right w:val="nil"/>
-          <w:between w:val="nil"/>
-        </w:pBdr>
-        <w:spacing w:line="360" w:lineRule="auto"/>
-        <w:jc w:val="both"/>
-        <w:rPr>
-          <w:rFonts w:ascii="Calibri" w:eastAsia="Calibri" w:hAnsi="Calibri" w:cs="Calibri"/>
-          <w:color w:val="000000"/>
-        </w:rPr>
-      </w:pPr>
-      <w:r>
-        <w:rPr>
-          <w:rFonts w:ascii="Calibri" w:eastAsia="Calibri" w:hAnsi="Calibri" w:cs="Calibri"/>
-          <w:color w:val="000000"/>
-        </w:rPr>
-        <w:t>Elaboración de un modelo base de contrato laboral estándar, adaptado a las necesidades de la empresa.</w:t>
-      </w:r>
-    </w:p>
-    <w:p>
-      <w:pPr>
-        <w:numPr>
-          <w:ilvl w:val="2"/>
-          <w:numId w:val="2"/>
-        </w:numPr>
-        <w:pBdr>
-          <w:top w:val="nil"/>
-          <w:left w:val="nil"/>
-          <w:bottom w:val="nil"/>
-          <w:right w:val="nil"/>
-          <w:between w:val="nil"/>
-        </w:pBdr>
-        <w:spacing w:line="360" w:lineRule="auto"/>
-        <w:jc w:val="both"/>
-        <w:rPr>
-          <w:rFonts w:ascii="Calibri" w:eastAsia="Calibri" w:hAnsi="Calibri" w:cs="Calibri"/>
-          <w:color w:val="000000"/>
-        </w:rPr>
-      </w:pPr>
-      <w:r>
-        <w:rPr>
-          <w:rFonts w:ascii="Calibri" w:eastAsia="Calibri" w:hAnsi="Calibri" w:cs="Calibri"/>
-          <w:color w:val="000000"/>
-        </w:rPr>
-        <w:t>Provisión de plantillas laborales: memorándums, cartas de renuncia, certificados de trabajo, registros de asistencia, constancias laborales, entre otros documentos requeridos.</w:t>
-      </w:r>
-    </w:p>
-    <w:p>
-      <w:pPr>
-        <w:numPr>
-          <w:ilvl w:val="2"/>
-          <w:numId w:val="2"/>
-        </w:numPr>
-        <w:pBdr>
-          <w:top w:val="nil"/>
-          <w:left w:val="nil"/>
-          <w:bottom w:val="nil"/>
-          <w:right w:val="nil"/>
-          <w:between w:val="nil"/>
-        </w:pBdr>
-        <w:spacing w:line="360" w:lineRule="auto"/>
-        <w:jc w:val="both"/>
-        <w:rPr>
-          <w:rFonts w:ascii="Calibri" w:eastAsia="Calibri" w:hAnsi="Calibri" w:cs="Calibri"/>
-          <w:color w:val="000000"/>
-        </w:rPr>
-      </w:pPr>
-      <w:r>
-        <w:rPr>
-          <w:rFonts w:ascii="Calibri" w:eastAsia="Calibri" w:hAnsi="Calibri" w:cs="Calibri"/>
-          <w:color w:val="000000"/>
-        </w:rPr>
-        <w:t>Monitoreo oportuno y continuo de la casilla electrónica de SUNAFIL.</w:t>
-      </w:r>
-    </w:p>
-    <w:p>
-      <w:pPr>
-        <w:numPr>
-          <w:ilvl w:val="2"/>
-          <w:numId w:val="2"/>
-        </w:numPr>
-        <w:pBdr>
-          <w:top w:val="nil"/>
-          <w:left w:val="nil"/>
-          <w:bottom w:val="nil"/>
-          <w:right w:val="nil"/>
-          <w:between w:val="nil"/>
-        </w:pBdr>
-        <w:spacing w:line="360" w:lineRule="auto"/>
-        <w:jc w:val="both"/>
-        <w:rPr>
-          <w:rFonts w:ascii="Calibri" w:eastAsia="Calibri" w:hAnsi="Calibri" w:cs="Calibri"/>
-          <w:color w:val="000000"/>
-        </w:rPr>
-      </w:pPr>
-      <w:r>
-        <w:rPr>
-          <w:rFonts w:ascii="Calibri" w:eastAsia="Calibri" w:hAnsi="Calibri" w:cs="Calibri"/>
-          <w:color w:val="000000"/>
-        </w:rPr>
-        <w:t>Elaboración de respuestas y descargos ante requerimientos de SUNAFIL.</w:t>
-      </w:r>
-    </w:p>
-    <w:p>
-      <w:pPr>
-        <w:numPr>
-          <w:ilvl w:val="2"/>
-          <w:numId w:val="2"/>
-        </w:numPr>
-        <w:pBdr>
-          <w:top w:val="nil"/>
-          <w:left w:val="nil"/>
-          <w:bottom w:val="nil"/>
-          <w:right w:val="nil"/>
-          <w:between w:val="nil"/>
-        </w:pBdr>
-        <w:spacing w:line="360" w:lineRule="auto"/>
-        <w:jc w:val="both"/>
-        <w:rPr>
-          <w:rFonts w:ascii="Calibri" w:eastAsia="Calibri" w:hAnsi="Calibri" w:cs="Calibri"/>
-          <w:color w:val="000000"/>
-        </w:rPr>
-      </w:pPr>
-      <w:r>
-        <w:rPr>
-          <w:rFonts w:ascii="Calibri" w:eastAsia="Calibri" w:hAnsi="Calibri" w:cs="Calibri"/>
-          <w:color w:val="000000"/>
-        </w:rPr>
-        <w:t>Elaboración de respuestas y descargos ante requerimientos del Ministerio de Trabajo.</w:t>
-      </w:r>
-    </w:p>
-    <w:p>
-      <w:pPr>
-        <w:numPr>
-          <w:ilvl w:val="2"/>
-          <w:numId w:val="2"/>
-        </w:numPr>
-        <w:pBdr>
-          <w:top w:val="nil"/>
-          <w:left w:val="nil"/>
-          <w:bottom w:val="nil"/>
-          <w:right w:val="nil"/>
-          <w:between w:val="nil"/>
-        </w:pBdr>
-        <w:spacing w:line="360" w:lineRule="auto"/>
-        <w:jc w:val="both"/>
-        <w:rPr>
-          <w:rFonts w:ascii="Calibri" w:eastAsia="Calibri" w:hAnsi="Calibri" w:cs="Calibri"/>
-          <w:color w:val="000000"/>
-        </w:rPr>
-      </w:pPr>
-      <w:r>
-        <w:rPr>
-          <w:rFonts w:ascii="Calibri" w:eastAsia="Calibri" w:hAnsi="Calibri" w:cs="Calibri"/>
-          <w:color w:val="000000"/>
-        </w:rPr>
-        <w:t>Acompañamiento y/o representación de la empresa ante apercibimientos o procedimientos iniciados por la Autoridad de Trabajo.</w:t>
-      </w:r>
-    </w:p>
-    <w:p>
-      <w:pPr>
-        <w:numPr>
-          <w:ilvl w:val="2"/>
-          <w:numId w:val="2"/>
-        </w:numPr>
-        <w:pBdr>
-          <w:top w:val="nil"/>
-          <w:left w:val="nil"/>
-          <w:bottom w:val="nil"/>
-          <w:right w:val="nil"/>
-          <w:between w:val="nil"/>
-        </w:pBdr>
-        <w:spacing w:line="360" w:lineRule="auto"/>
-        <w:jc w:val="both"/>
-        <w:rPr>
-          <w:rFonts w:ascii="Calibri" w:eastAsia="Calibri" w:hAnsi="Calibri" w:cs="Calibri"/>
-          <w:color w:val="000000"/>
-        </w:rPr>
-      </w:pPr>
-      <w:r>
-        <w:rPr>
-          <w:rFonts w:ascii="Calibri" w:eastAsia="Calibri" w:hAnsi="Calibri" w:cs="Calibri"/>
-          <w:color w:val="000000"/>
-        </w:rPr>
-        <w:t>Capacitación anual para trabajadores sobre beneficios y derechos laborales.</w:t>
-      </w:r>
-    </w:p>
-    <w:p>
-      <w:pPr>
-        <w:numPr>
-          <w:ilvl w:val="2"/>
-          <w:numId w:val="2"/>
-        </w:numPr>
-        <w:pBdr>
-          <w:top w:val="nil"/>
-          <w:left w:val="nil"/>
-          <w:bottom w:val="nil"/>
-          <w:right w:val="nil"/>
-          <w:between w:val="nil"/>
-        </w:pBdr>
-        <w:spacing w:line="360" w:lineRule="auto"/>
-        <w:jc w:val="both"/>
-        <w:rPr>
-          <w:rFonts w:ascii="Calibri" w:eastAsia="Calibri" w:hAnsi="Calibri" w:cs="Calibri"/>
-          <w:color w:val="000000"/>
-        </w:rPr>
-      </w:pPr>
-      <w:r>
-        <w:rPr>
-          <w:rFonts w:ascii="Calibri" w:eastAsia="Calibri" w:hAnsi="Calibri" w:cs="Calibri"/>
-          <w:color w:val="000000"/>
-        </w:rPr>
-        <w:t>Asesoría y elaboración del Acta de Constitución del Comité de Seguridad y Salud en el Trabajo.</w:t>
-      </w:r>
-    </w:p>
-    <w:p>
-      <w:pPr>
-        <w:numPr>
-          <w:ilvl w:val="2"/>
-          <w:numId w:val="2"/>
-        </w:numPr>
-        <w:pBdr>
-          <w:top w:val="nil"/>
-          <w:left w:val="nil"/>
-          <w:bottom w:val="nil"/>
-          <w:right w:val="nil"/>
-          <w:between w:val="nil"/>
-        </w:pBdr>
-        <w:spacing w:line="360" w:lineRule="auto"/>
-        <w:jc w:val="both"/>
-        <w:rPr>
-          <w:rFonts w:ascii="Calibri" w:eastAsia="Calibri" w:hAnsi="Calibri" w:cs="Calibri"/>
-          <w:color w:val="000000"/>
-        </w:rPr>
-      </w:pPr>
-      <w:r>
-        <w:rPr>
-          <w:rFonts w:ascii="Calibri" w:eastAsia="Calibri" w:hAnsi="Calibri" w:cs="Calibri"/>
-          <w:color w:val="000000"/>
-        </w:rPr>
-        <w:t>Asesoría y elaboración del acta del comité o delegado de intervención frente al hostigamiento sexual.</w:t>
-      </w:r>
-    </w:p>
-    <w:p>
-      <w:pPr>
-        <w:numPr>
-          <w:ilvl w:val="2"/>
-          <w:numId w:val="2"/>
-        </w:numPr>
-        <w:pBdr>
-          <w:top w:val="nil"/>
-          <w:left w:val="nil"/>
-          <w:bottom w:val="nil"/>
-          <w:right w:val="nil"/>
-          <w:between w:val="nil"/>
-        </w:pBdr>
-        <w:spacing w:line="360" w:lineRule="auto"/>
-        <w:jc w:val="both"/>
-        <w:rPr>
-          <w:rFonts w:ascii="Calibri" w:eastAsia="Calibri" w:hAnsi="Calibri" w:cs="Calibri"/>
-          <w:color w:val="000000"/>
-        </w:rPr>
-      </w:pPr>
-      <w:r>
-        <w:rPr>
-          <w:rFonts w:ascii="Calibri" w:eastAsia="Calibri" w:hAnsi="Calibri" w:cs="Calibri"/>
-          <w:color w:val="000000"/>
-        </w:rPr>
-        <w:t>Cotización y trámite del Seguro Vida Ley conforme a la normativa vigente.</w:t>
-      </w:r>
-    </w:p>
-    <w:p>
-      <w:pPr>
-        <w:numPr>
-          <w:ilvl w:val="2"/>
-          <w:numId w:val="2"/>
-        </w:numPr>
-        <w:pBdr>
-          <w:top w:val="nil"/>
-          <w:left w:val="nil"/>
-          <w:bottom w:val="nil"/>
-          <w:right w:val="nil"/>
-          <w:between w:val="nil"/>
-        </w:pBdr>
-        <w:spacing w:line="360" w:lineRule="auto"/>
-        <w:jc w:val="both"/>
-        <w:rPr>
-          <w:rFonts w:ascii="Calibri" w:eastAsia="Calibri" w:hAnsi="Calibri" w:cs="Calibri"/>
-          <w:color w:val="000000"/>
-        </w:rPr>
-      </w:pPr>
-      <w:r>
-        <w:rPr>
-          <w:rFonts w:ascii="Calibri" w:eastAsia="Calibri" w:hAnsi="Calibri" w:cs="Calibri"/>
-          <w:color w:val="000000"/>
-        </w:rPr>
-        <w:t>Asesoría y gestión de trámites para subsidios de EsSalud.</w:t>
-      </w:r>
-    </w:p>
-    <w:p>
-      <w:pPr>
-        <w:numPr>
-          <w:ilvl w:val="2"/>
-          <w:numId w:val="2"/>
-        </w:numPr>
-        <w:pBdr>
-          <w:top w:val="nil"/>
-          <w:left w:val="nil"/>
-          <w:bottom w:val="nil"/>
-          <w:right w:val="nil"/>
-          <w:between w:val="nil"/>
-        </w:pBdr>
-        <w:spacing w:line="360" w:lineRule="auto"/>
-        <w:jc w:val="both"/>
-        <w:rPr>
-          <w:rFonts w:ascii="Calibri" w:eastAsia="Calibri" w:hAnsi="Calibri" w:cs="Calibri"/>
-          <w:color w:val="000000"/>
-        </w:rPr>
-      </w:pPr>
-      <w:r>
-        <w:rPr>
-          <w:rFonts w:ascii="Calibri" w:eastAsia="Calibri" w:hAnsi="Calibri" w:cs="Calibri"/>
-          <w:color w:val="000000"/>
-        </w:rPr>
         <w:t>Cotización del Seguro Complementario de Trabajo de Riesgo (SCTR).</w:t>
       </w:r>
     </w:p>
@@ -2159,7 +2176,6 @@
           <w:rFonts w:ascii="Calibri" w:eastAsia="Calibri" w:hAnsi="Calibri" w:cs="Calibri"/>
           <w:color w:val="000000"/>
         </w:rPr>
-        <w:lastRenderedPageBreak/>
         <w:t>Asesoría y gestión de licencias laborales por maternidad, paternidad, entre otras.</w:t>
       </w:r>
     </w:p>
@@ -3281,6 +3297,7 @@
                 <w:b/>
                 <w:bCs/>
               </w:rPr>
+              <w:lastRenderedPageBreak/>
               <w:t xml:space="preserve">                                                                                                                                     </w:t>
             </w:r>
             <w:r>
@@ -3491,7 +3508,27 @@
         </w:rPr>
       </w:pPr>
       <w:r>
-        <w:t>Cuenta Bancaria a nombre de JyS Asesoría y Capacitación EIRL</w:t>
+        <w:rPr>
+          <w:rFonts w:ascii="Calibri" w:eastAsia="Calibri" w:hAnsi="Calibri" w:cs="Calibri"/>
+          <w:color w:val="000000"/>
+        </w:rPr>
+        <w:t xml:space="preserve">Cuenta Bancaria a nombre de </w:t>
+      </w:r>
+      <w:proofErr w:type="spellStart"/>
+      <w:r>
+        <w:rPr>
+          <w:rFonts w:ascii="Calibri" w:eastAsia="Calibri" w:hAnsi="Calibri" w:cs="Calibri"/>
+          <w:color w:val="000000"/>
+        </w:rPr>
+        <w:t>JyS</w:t>
+      </w:r>
+      <w:proofErr w:type="spellEnd"/>
+      <w:r>
+        <w:rPr>
+          <w:rFonts w:ascii="Calibri" w:eastAsia="Calibri" w:hAnsi="Calibri" w:cs="Calibri"/>
+          <w:color w:val="000000"/>
+        </w:rPr>
+        <w:t xml:space="preserve"> Asesoría y Capacitación EIRL</w:t>
       </w:r>
     </w:p>
     <w:p>
@@ -3535,6 +3572,54 @@
     </w:p>
     <w:p>
       <w:pPr>
+        <w:ind w:left="1797"/>
+        <w:jc w:val="both"/>
+        <w:rPr>
+          <w:rFonts w:ascii="Calibri" w:eastAsia="Calibri" w:hAnsi="Calibri" w:cs="Calibri"/>
+          <w:color w:val="000000"/>
+        </w:rPr>
+      </w:pPr>
+      <w:r>
+        <w:rPr>
+          <w:rFonts w:ascii="Calibri" w:eastAsia="Calibri" w:hAnsi="Calibri" w:cs="Calibri"/>
+          <w:b/>
+          <w:i/>
+          <w:color w:val="000000"/>
+        </w:rPr>
+        <w:t>INTERBANK:</w:t>
+      </w:r>
+      <w:r>
+        <w:rPr>
+          <w:rFonts w:ascii="Calibri" w:eastAsia="Calibri" w:hAnsi="Calibri" w:cs="Calibri"/>
+          <w:i/>
+          <w:color w:val="000000"/>
+        </w:rPr>
+        <w:t>7203004599099 / CCI: 00372000300459909908</w:t>
+      </w:r>
+    </w:p>
+    <w:p>
+      <w:pPr>
+        <w:pBdr>
+          <w:top w:val="nil"/>
+          <w:left w:val="nil"/>
+          <w:bottom w:val="nil"/>
+          <w:right w:val="nil"/>
+          <w:between w:val="nil"/>
+        </w:pBdr>
+        <w:ind w:left="1797"/>
+        <w:jc w:val="both"/>
+        <w:rPr>
+          <w:rFonts w:ascii="Calibri" w:eastAsia="Calibri" w:hAnsi="Calibri" w:cs="Calibri"/>
+          <w:i/>
+          <w:iCs/>
+          <w:color w:val="000000"/>
+        </w:rPr>
+      </w:pPr>
+      <w:bookmarkStart w:id="13" w:name="_GoBack"/>
+      <w:bookmarkEnd w:id="13"/>
+    </w:p>
+    <w:p>
+      <w:pPr>
         <w:pBdr>
           <w:top w:val="nil"/>
           <w:left w:val="nil"/>
@@ -3673,21 +3758,19 @@
         <w:rPr>
           <w:rFonts w:ascii="Calibri" w:eastAsia="Calibri" w:hAnsi="Calibri" w:cs="Calibri"/>
         </w:rPr>
-        <w:t>Los precios detallados son considerados para la ciudad de</w:t>
-      </w:r>
-      <w:r>
-        <w:rPr>
-          <w:rFonts w:ascii="Calibri" w:eastAsia="Calibri" w:hAnsi="Calibri" w:cs="Calibri"/>
-          <w:highlight w:val="red"/>
-        </w:rPr>
-        <w:t xml:space="preserve"> </w:t>
-      </w:r>
-      <w:bookmarkStart w:id="13" w:name="Ciudad"/>
-      <w:bookmarkEnd w:id="13"/>
-      <w:r>
-        <w:rPr>
-          <w:rFonts w:ascii="Calibri" w:eastAsia="Calibri" w:hAnsi="Calibri" w:cs="Calibri"/>
-          <w:highlight w:val="red"/>
+        <w:t xml:space="preserve">Los precios detallados son considerados para la ciudad </w:t>
+      </w:r>
+      <w:r>
+        <w:rPr>
+          <w:rFonts w:ascii="Calibri" w:eastAsia="Calibri" w:hAnsi="Calibri" w:cs="Calibri"/>
+        </w:rPr>
+        <w:t xml:space="preserve">de </w:t>
+      </w:r>
+      <w:bookmarkStart w:id="14" w:name="Ciudad"/>
+      <w:bookmarkEnd w:id="14"/>
+      <w:r>
+        <w:rPr>
+          <w:rFonts w:ascii="Calibri" w:eastAsia="Calibri" w:hAnsi="Calibri" w:cs="Calibri"/>
         </w:rPr>
         <w:t>.</w:t>
       </w:r>
@@ -3773,6 +3856,7 @@
         <w:rPr>
           <w:rFonts w:ascii="Calibri" w:eastAsia="Calibri" w:hAnsi="Calibri" w:cs="Calibri"/>
         </w:rPr>
+        <w:lastRenderedPageBreak/>
         <w:t>La empresa NO elabora o emite comprobantes de pago, es responsabilidad del contribuyente.</w:t>
       </w:r>
     </w:p>
@@ -3792,7 +3876,6 @@
         <w:rPr>
           <w:rFonts w:ascii="Calibri" w:eastAsia="Calibri" w:hAnsi="Calibri" w:cs="Calibri"/>
         </w:rPr>
-        <w:lastRenderedPageBreak/>
         <w:t>La empresa no recibe dinero adicional que no sea por el pago de los servicios.</w:t>
       </w:r>
     </w:p>
@@ -4087,9 +4170,19 @@
           <w:rFonts w:ascii="Calibri" w:eastAsia="Calibri" w:hAnsi="Calibri" w:cs="Calibri"/>
         </w:rPr>
       </w:pPr>
-      <w:r>
+      <w:proofErr w:type="spellStart"/>
+      <w:r>
+        <w:rPr>
+          <w:rFonts w:ascii="Calibri" w:eastAsia="Calibri" w:hAnsi="Calibri" w:cs="Calibri"/>
+        </w:rPr>
         <w:t>FIRMA DE ASESORÍA EMPRESARIAL JyS SOCIEDAD ANÓNIMA CERRADA</w:t>
       </w:r>
+      <w:proofErr w:type="spellEnd"/>
+      <w:r>
+        <w:rPr>
+          <w:rFonts w:ascii="Calibri" w:eastAsia="Calibri" w:hAnsi="Calibri" w:cs="Calibri"/>
+        </w:rPr>
+      </w:r>
     </w:p>
     <w:p>
       <w:pPr>
@@ -4099,8 +4192,20 @@
           <w:lang w:val="en-US"/>
         </w:rPr>
       </w:pPr>
-      <w:r>
+      <w:proofErr w:type="spellStart"/>
+      <w:r>
+        <w:rPr>
+          <w:rFonts w:ascii="Calibri" w:eastAsia="Calibri" w:hAnsi="Calibri" w:cs="Calibri"/>
+          <w:lang w:val="en-US"/>
+        </w:rPr>
         <w:t>Ruc: 20613497049</w:t>
+      </w:r>
+      <w:proofErr w:type="spellEnd"/>
+      <w:r>
+        <w:rPr>
+          <w:rFonts w:ascii="Calibri" w:eastAsia="Calibri" w:hAnsi="Calibri" w:cs="Calibri"/>
+          <w:lang w:val="en-US"/>
+        </w:rPr>
       </w:r>
     </w:p>
     <w:p>
@@ -4327,7 +4432,7 @@
 </file>
 
 <file path=word/endnotes.xml><?xml version="1.0" encoding="utf-8"?>
-<w:endnotes xmlns:wpc="http://schemas.microsoft.com/office/word/2010/wordprocessingCanvas" xmlns:cx="http://schemas.microsoft.com/office/drawing/2014/chartex" xmlns:cx1="http://schemas.microsoft.com/office/drawing/2015/9/8/chartex" xmlns:cx2="http://schemas.microsoft.com/office/drawing/2015/10/21/chartex" xmlns:cx3="http://schemas.microsoft.com/office/drawing/2016/5/9/chartex" xmlns:cx4="http://schemas.microsoft.com/office/drawing/2016/5/10/chartex" xmlns:cx5="http://schemas.microsoft.com/office/drawing/2016/5/11/chartex" xmlns:cx6="http://schemas.microsoft.com/office/drawing/2016/5/12/chartex" xmlns:cx7="http://schemas.microsoft.com/office/drawing/2016/5/13/chartex" xmlns:cx8="http://schemas.microsoft.com/office/drawing/2016/5/14/chartex" xmlns:mc="http://schemas.openxmlformats.org/markup-compatibility/2006" xmlns:aink="http://schemas.microsoft.com/office/drawing/2016/ink" xmlns:am3d="http://schemas.microsoft.com/office/drawing/2017/model3d" xmlns:o="urn:schemas-microsoft-com:office:office" xmlns:oel="http://schemas.microsoft.com/office/2019/extlst" xmlns:r="http://schemas.openxmlformats.org/officeDocument/2006/relationships" xmlns:m="http://schemas.openxmlformats.org/officeDocument/2006/math" xmlns:v="urn:schemas-microsoft-com:vml" xmlns:wp14="http://schemas.microsoft.com/office/word/2010/wordprocessingDrawing" xmlns:wp="http://schemas.openxmlformats.org/drawingml/2006/wordprocessingDrawing" xmlns:w10="urn:schemas-microsoft-com:office:word" xmlns:w="http://schemas.openxmlformats.org/wordprocessingml/2006/main" xmlns:w14="http://schemas.microsoft.com/office/word/2010/wordml" xmlns:w15="http://schemas.microsoft.com/office/word/2012/wordml" xmlns:w16cex="http://schemas.microsoft.com/office/word/2018/wordml/cex" xmlns:w16cid="http://schemas.microsoft.com/office/word/2016/wordml/cid" xmlns:w16="http://schemas.microsoft.com/office/word/2018/wordml" xmlns:w16du="http://schemas.microsoft.com/office/word/2023/wordml/word16du" xmlns:w16sdtdh="http://schemas.microsoft.com/office/word/2020/wordml/sdtdatahash" xmlns:w16sdtfl="http://schemas.microsoft.com/office/word/2024/wordml/sdtformatlock" xmlns:w16se="http://schemas.microsoft.com/office/word/2015/wordml/symex" xmlns:wpg="http://schemas.microsoft.com/office/word/2010/wordprocessingGroup" xmlns:wpi="http://schemas.microsoft.com/office/word/2010/wordprocessingInk" xmlns:wne="http://schemas.microsoft.com/office/word/2006/wordml" xmlns:wps="http://schemas.microsoft.com/office/word/2010/wordprocessingShape" mc:Ignorable="w14 w15 w16se w16cid w16 w16cex w16sdtdh w16sdtfl w16du wp14">
+<w:endnotes xmlns:wpc="http://schemas.microsoft.com/office/word/2010/wordprocessingCanvas" xmlns:cx="http://schemas.microsoft.com/office/drawing/2014/chartex" xmlns:mc="http://schemas.openxmlformats.org/markup-compatibility/2006" xmlns:o="urn:schemas-microsoft-com:office:office" xmlns:r="http://schemas.openxmlformats.org/officeDocument/2006/relationships" xmlns:m="http://schemas.openxmlformats.org/officeDocument/2006/math" xmlns:v="urn:schemas-microsoft-com:vml" xmlns:wp14="http://schemas.microsoft.com/office/word/2010/wordprocessingDrawing" xmlns:wp="http://schemas.openxmlformats.org/drawingml/2006/wordprocessingDrawing" xmlns:w10="urn:schemas-microsoft-com:office:word" xmlns:w="http://schemas.openxmlformats.org/wordprocessingml/2006/main" xmlns:w14="http://schemas.microsoft.com/office/word/2010/wordml" xmlns:w15="http://schemas.microsoft.com/office/word/2012/wordml" xmlns:w16se="http://schemas.microsoft.com/office/word/2015/wordml/symex" xmlns:wpg="http://schemas.microsoft.com/office/word/2010/wordprocessingGroup" xmlns:wpi="http://schemas.microsoft.com/office/word/2010/wordprocessingInk" xmlns:wne="http://schemas.microsoft.com/office/word/2006/wordml" xmlns:wps="http://schemas.microsoft.com/office/word/2010/wordprocessingShape" mc:Ignorable="w14 w15 w16se wp14">
   <w:endnote w:type="separator" w:id="-1">
     <w:p>
       <w:r>
@@ -4346,7 +4451,7 @@
 </file>
 
 <file path=word/footer1.xml><?xml version="1.0" encoding="utf-8"?>
-<w:ftr xmlns:wpc="http://schemas.microsoft.com/office/word/2010/wordprocessingCanvas" xmlns:cx="http://schemas.microsoft.com/office/drawing/2014/chartex" xmlns:cx1="http://schemas.microsoft.com/office/drawing/2015/9/8/chartex" xmlns:cx2="http://schemas.microsoft.com/office/drawing/2015/10/21/chartex" xmlns:cx3="http://schemas.microsoft.com/office/drawing/2016/5/9/chartex" xmlns:cx4="http://schemas.microsoft.com/office/drawing/2016/5/10/chartex" xmlns:cx5="http://schemas.microsoft.com/office/drawing/2016/5/11/chartex" xmlns:cx6="http://schemas.microsoft.com/office/drawing/2016/5/12/chartex" xmlns:cx7="http://schemas.microsoft.com/office/drawing/2016/5/13/chartex" xmlns:cx8="http://schemas.microsoft.com/office/drawing/2016/5/14/chartex" xmlns:mc="http://schemas.openxmlformats.org/markup-compatibility/2006" xmlns:aink="http://schemas.microsoft.com/office/drawing/2016/ink" xmlns:am3d="http://schemas.microsoft.com/office/drawing/2017/model3d" xmlns:o="urn:schemas-microsoft-com:office:office" xmlns:oel="http://schemas.microsoft.com/office/2019/extlst" xmlns:r="http://schemas.openxmlformats.org/officeDocument/2006/relationships" xmlns:m="http://schemas.openxmlformats.org/officeDocument/2006/math" xmlns:v="urn:schemas-microsoft-com:vml" xmlns:wp14="http://schemas.microsoft.com/office/word/2010/wordprocessingDrawing" xmlns:wp="http://schemas.openxmlformats.org/drawingml/2006/wordprocessingDrawing" xmlns:w10="urn:schemas-microsoft-com:office:word" xmlns:w="http://schemas.openxmlformats.org/wordprocessingml/2006/main" xmlns:w14="http://schemas.microsoft.com/office/word/2010/wordml" xmlns:w15="http://schemas.microsoft.com/office/word/2012/wordml" xmlns:w16cex="http://schemas.microsoft.com/office/word/2018/wordml/cex" xmlns:w16cid="http://schemas.microsoft.com/office/word/2016/wordml/cid" xmlns:w16="http://schemas.microsoft.com/office/word/2018/wordml" xmlns:w16du="http://schemas.microsoft.com/office/word/2023/wordml/word16du" xmlns:w16sdtdh="http://schemas.microsoft.com/office/word/2020/wordml/sdtdatahash" xmlns:w16sdtfl="http://schemas.microsoft.com/office/word/2024/wordml/sdtformatlock" xmlns:w16se="http://schemas.microsoft.com/office/word/2015/wordml/symex" xmlns:wpg="http://schemas.microsoft.com/office/word/2010/wordprocessingGroup" xmlns:wpi="http://schemas.microsoft.com/office/word/2010/wordprocessingInk" xmlns:wne="http://schemas.microsoft.com/office/word/2006/wordml" xmlns:wps="http://schemas.microsoft.com/office/word/2010/wordprocessingShape" mc:Ignorable="w14 w15 w16se w16cid w16 w16cex w16sdtdh w16sdtfl w16du wp14">
+<w:ftr xmlns:wpc="http://schemas.microsoft.com/office/word/2010/wordprocessingCanvas" xmlns:cx="http://schemas.microsoft.com/office/drawing/2014/chartex" xmlns:mc="http://schemas.openxmlformats.org/markup-compatibility/2006" xmlns:o="urn:schemas-microsoft-com:office:office" xmlns:r="http://schemas.openxmlformats.org/officeDocument/2006/relationships" xmlns:m="http://schemas.openxmlformats.org/officeDocument/2006/math" xmlns:v="urn:schemas-microsoft-com:vml" xmlns:wp14="http://schemas.microsoft.com/office/word/2010/wordprocessingDrawing" xmlns:wp="http://schemas.openxmlformats.org/drawingml/2006/wordprocessingDrawing" xmlns:w10="urn:schemas-microsoft-com:office:word" xmlns:w="http://schemas.openxmlformats.org/wordprocessingml/2006/main" xmlns:w14="http://schemas.microsoft.com/office/word/2010/wordml" xmlns:w15="http://schemas.microsoft.com/office/word/2012/wordml" xmlns:w16se="http://schemas.microsoft.com/office/word/2015/wordml/symex" xmlns:wpg="http://schemas.microsoft.com/office/word/2010/wordprocessingGroup" xmlns:wpi="http://schemas.microsoft.com/office/word/2010/wordprocessingInk" xmlns:wne="http://schemas.microsoft.com/office/word/2006/wordml" xmlns:wps="http://schemas.microsoft.com/office/word/2010/wordprocessingShape" mc:Ignorable="w14 w15 w16se wp14">
   <w:p>
     <w:pPr>
       <w:pBdr>
@@ -4430,7 +4535,7 @@
 </file>
 
 <file path=word/footnotes.xml><?xml version="1.0" encoding="utf-8"?>
-<w:footnotes xmlns:wpc="http://schemas.microsoft.com/office/word/2010/wordprocessingCanvas" xmlns:cx="http://schemas.microsoft.com/office/drawing/2014/chartex" xmlns:cx1="http://schemas.microsoft.com/office/drawing/2015/9/8/chartex" xmlns:cx2="http://schemas.microsoft.com/office/drawing/2015/10/21/chartex" xmlns:cx3="http://schemas.microsoft.com/office/drawing/2016/5/9/chartex" xmlns:cx4="http://schemas.microsoft.com/office/drawing/2016/5/10/chartex" xmlns:cx5="http://schemas.microsoft.com/office/drawing/2016/5/11/chartex" xmlns:cx6="http://schemas.microsoft.com/office/drawing/2016/5/12/chartex" xmlns:cx7="http://schemas.microsoft.com/office/drawing/2016/5/13/chartex" xmlns:cx8="http://schemas.microsoft.com/office/drawing/2016/5/14/chartex" xmlns:mc="http://schemas.openxmlformats.org/markup-compatibility/2006" xmlns:aink="http://schemas.microsoft.com/office/drawing/2016/ink" xmlns:am3d="http://schemas.microsoft.com/office/drawing/2017/model3d" xmlns:o="urn:schemas-microsoft-com:office:office" xmlns:oel="http://schemas.microsoft.com/office/2019/extlst" xmlns:r="http://schemas.openxmlformats.org/officeDocument/2006/relationships" xmlns:m="http://schemas.openxmlformats.org/officeDocument/2006/math" xmlns:v="urn:schemas-microsoft-com:vml" xmlns:wp14="http://schemas.microsoft.com/office/word/2010/wordprocessingDrawing" xmlns:wp="http://schemas.openxmlformats.org/drawingml/2006/wordprocessingDrawing" xmlns:w10="urn:schemas-microsoft-com:office:word" xmlns:w="http://schemas.openxmlformats.org/wordprocessingml/2006/main" xmlns:w14="http://schemas.microsoft.com/office/word/2010/wordml" xmlns:w15="http://schemas.microsoft.com/office/word/2012/wordml" xmlns:w16cex="http://schemas.microsoft.com/office/word/2018/wordml/cex" xmlns:w16cid="http://schemas.microsoft.com/office/word/2016/wordml/cid" xmlns:w16="http://schemas.microsoft.com/office/word/2018/wordml" xmlns:w16du="http://schemas.microsoft.com/office/word/2023/wordml/word16du" xmlns:w16sdtdh="http://schemas.microsoft.com/office/word/2020/wordml/sdtdatahash" xmlns:w16sdtfl="http://schemas.microsoft.com/office/word/2024/wordml/sdtformatlock" xmlns:w16se="http://schemas.microsoft.com/office/word/2015/wordml/symex" xmlns:wpg="http://schemas.microsoft.com/office/word/2010/wordprocessingGroup" xmlns:wpi="http://schemas.microsoft.com/office/word/2010/wordprocessingInk" xmlns:wne="http://schemas.microsoft.com/office/word/2006/wordml" xmlns:wps="http://schemas.microsoft.com/office/word/2010/wordprocessingShape" mc:Ignorable="w14 w15 w16se w16cid w16 w16cex w16sdtdh w16sdtfl w16du wp14">
+<w:footnotes xmlns:wpc="http://schemas.microsoft.com/office/word/2010/wordprocessingCanvas" xmlns:cx="http://schemas.microsoft.com/office/drawing/2014/chartex" xmlns:mc="http://schemas.openxmlformats.org/markup-compatibility/2006" xmlns:o="urn:schemas-microsoft-com:office:office" xmlns:r="http://schemas.openxmlformats.org/officeDocument/2006/relationships" xmlns:m="http://schemas.openxmlformats.org/officeDocument/2006/math" xmlns:v="urn:schemas-microsoft-com:vml" xmlns:wp14="http://schemas.microsoft.com/office/word/2010/wordprocessingDrawing" xmlns:wp="http://schemas.openxmlformats.org/drawingml/2006/wordprocessingDrawing" xmlns:w10="urn:schemas-microsoft-com:office:word" xmlns:w="http://schemas.openxmlformats.org/wordprocessingml/2006/main" xmlns:w14="http://schemas.microsoft.com/office/word/2010/wordml" xmlns:w15="http://schemas.microsoft.com/office/word/2012/wordml" xmlns:w16se="http://schemas.microsoft.com/office/word/2015/wordml/symex" xmlns:wpg="http://schemas.microsoft.com/office/word/2010/wordprocessingGroup" xmlns:wpi="http://schemas.microsoft.com/office/word/2010/wordprocessingInk" xmlns:wne="http://schemas.microsoft.com/office/word/2006/wordml" xmlns:wps="http://schemas.microsoft.com/office/word/2010/wordprocessingShape" mc:Ignorable="w14 w15 w16se wp14">
   <w:footnote w:type="separator" w:id="-1">
     <w:p>
       <w:r>
@@ -4449,7 +4554,7 @@
 </file>
 
 <file path=word/header1.xml><?xml version="1.0" encoding="utf-8"?>
-<w:hdr xmlns:wpc="http://schemas.microsoft.com/office/word/2010/wordprocessingCanvas" xmlns:cx="http://schemas.microsoft.com/office/drawing/2014/chartex" xmlns:cx1="http://schemas.microsoft.com/office/drawing/2015/9/8/chartex" xmlns:cx2="http://schemas.microsoft.com/office/drawing/2015/10/21/chartex" xmlns:cx3="http://schemas.microsoft.com/office/drawing/2016/5/9/chartex" xmlns:cx4="http://schemas.microsoft.com/office/drawing/2016/5/10/chartex" xmlns:cx5="http://schemas.microsoft.com/office/drawing/2016/5/11/chartex" xmlns:cx6="http://schemas.microsoft.com/office/drawing/2016/5/12/chartex" xmlns:cx7="http://schemas.microsoft.com/office/drawing/2016/5/13/chartex" xmlns:cx8="http://schemas.microsoft.com/office/drawing/2016/5/14/chartex" xmlns:mc="http://schemas.openxmlformats.org/markup-compatibility/2006" xmlns:aink="http://schemas.microsoft.com/office/drawing/2016/ink" xmlns:am3d="http://schemas.microsoft.com/office/drawing/2017/model3d" xmlns:o="urn:schemas-microsoft-com:office:office" xmlns:oel="http://schemas.microsoft.com/office/2019/extlst" xmlns:r="http://schemas.openxmlformats.org/officeDocument/2006/relationships" xmlns:m="http://schemas.openxmlformats.org/officeDocument/2006/math" xmlns:v="urn:schemas-microsoft-com:vml" xmlns:wp14="http://schemas.microsoft.com/office/word/2010/wordprocessingDrawing" xmlns:wp="http://schemas.openxmlformats.org/drawingml/2006/wordprocessingDrawing" xmlns:w10="urn:schemas-microsoft-com:office:word" xmlns:w="http://schemas.openxmlformats.org/wordprocessingml/2006/main" xmlns:w14="http://schemas.microsoft.com/office/word/2010/wordml" xmlns:w15="http://schemas.microsoft.com/office/word/2012/wordml" xmlns:w16cex="http://schemas.microsoft.com/office/word/2018/wordml/cex" xmlns:w16cid="http://schemas.microsoft.com/office/word/2016/wordml/cid" xmlns:w16="http://schemas.microsoft.com/office/word/2018/wordml" xmlns:w16du="http://schemas.microsoft.com/office/word/2023/wordml/word16du" xmlns:w16sdtdh="http://schemas.microsoft.com/office/word/2020/wordml/sdtdatahash" xmlns:w16sdtfl="http://schemas.microsoft.com/office/word/2024/wordml/sdtformatlock" xmlns:w16se="http://schemas.microsoft.com/office/word/2015/wordml/symex" xmlns:wpg="http://schemas.microsoft.com/office/word/2010/wordprocessingGroup" xmlns:wpi="http://schemas.microsoft.com/office/word/2010/wordprocessingInk" xmlns:wne="http://schemas.microsoft.com/office/word/2006/wordml" xmlns:wps="http://schemas.microsoft.com/office/word/2010/wordprocessingShape" mc:Ignorable="w14 w15 w16se w16cid w16 w16cex w16sdtdh w16sdtfl w16du wp14">
+<w:hdr xmlns:wpc="http://schemas.microsoft.com/office/word/2010/wordprocessingCanvas" xmlns:cx="http://schemas.microsoft.com/office/drawing/2014/chartex" xmlns:mc="http://schemas.openxmlformats.org/markup-compatibility/2006" xmlns:o="urn:schemas-microsoft-com:office:office" xmlns:r="http://schemas.openxmlformats.org/officeDocument/2006/relationships" xmlns:m="http://schemas.openxmlformats.org/officeDocument/2006/math" xmlns:v="urn:schemas-microsoft-com:vml" xmlns:wp14="http://schemas.microsoft.com/office/word/2010/wordprocessingDrawing" xmlns:wp="http://schemas.openxmlformats.org/drawingml/2006/wordprocessingDrawing" xmlns:w10="urn:schemas-microsoft-com:office:word" xmlns:w="http://schemas.openxmlformats.org/wordprocessingml/2006/main" xmlns:w14="http://schemas.microsoft.com/office/word/2010/wordml" xmlns:w15="http://schemas.microsoft.com/office/word/2012/wordml" xmlns:w16se="http://schemas.microsoft.com/office/word/2015/wordml/symex" xmlns:wpg="http://schemas.microsoft.com/office/word/2010/wordprocessingGroup" xmlns:wpi="http://schemas.microsoft.com/office/word/2010/wordprocessingInk" xmlns:wne="http://schemas.microsoft.com/office/word/2006/wordml" xmlns:wps="http://schemas.microsoft.com/office/word/2010/wordprocessingShape" mc:Ignorable="w14 w15 w16se wp14">
   <w:p>
     <w:pPr>
       <w:pBdr>
@@ -4470,21 +4575,29 @@
     <w:r>
       <w:rPr>
         <w:noProof/>
-        <w:lang w:val="en-US"/>
+        <w:lang w:val="en-US" w:eastAsia="ja-JP"/>
       </w:rPr>
       <w:drawing>
-        <wp:anchor distT="0" distB="0" distL="114300" distR="114300" simplePos="0" relativeHeight="251665408" behindDoc="0" locked="0" layoutInCell="1" allowOverlap="1" wp14:anchorId="02E7C4FD" wp14:editId="30031FC5">
+        <wp:anchor distT="0" distB="0" distL="114300" distR="114300" simplePos="0" relativeHeight="251661312" behindDoc="1" locked="0" layoutInCell="1" allowOverlap="1" wp14:anchorId="2541FA58" wp14:editId="2A7AC6F0">
           <wp:simplePos x="0" y="0"/>
           <wp:positionH relativeFrom="page">
             <wp:align>right</wp:align>
           </wp:positionH>
           <wp:positionV relativeFrom="paragraph">
-            <wp:posOffset>-450801</wp:posOffset>
+            <wp:posOffset>-448310</wp:posOffset>
           </wp:positionV>
-          <wp:extent cx="7766463" cy="1362075"/>
-          <wp:effectExtent l="0" t="0" r="6350" b="0"/>
-          <wp:wrapNone/>
-          <wp:docPr id="46" name="Imagen 46"/>
+          <wp:extent cx="7772400" cy="1309370"/>
+          <wp:effectExtent l="0" t="0" r="0" b="5080"/>
+          <wp:wrapThrough wrapText="bothSides">
+            <wp:wrapPolygon edited="0">
+              <wp:start x="0" y="0"/>
+              <wp:lineTo x="0" y="21370"/>
+              <wp:lineTo x="21547" y="21370"/>
+              <wp:lineTo x="21547" y="0"/>
+              <wp:lineTo x="0" y="0"/>
+            </wp:wrapPolygon>
+          </wp:wrapThrough>
+          <wp:docPr id="55" name="Imagen 55"/>
           <wp:cNvGraphicFramePr>
             <a:graphicFrameLocks xmlns:a="http://schemas.openxmlformats.org/drawingml/2006/main" noChangeAspect="1"/>
           </wp:cNvGraphicFramePr>
@@ -4492,7 +4605,7 @@
             <a:graphicData uri="http://schemas.openxmlformats.org/drawingml/2006/picture">
               <pic:pic xmlns:pic="http://schemas.openxmlformats.org/drawingml/2006/picture">
                 <pic:nvPicPr>
-                  <pic:cNvPr id="1" name="Encabezados docs JyS-03.png"/>
+                  <pic:cNvPr id="6" name="encabezado.png"/>
                   <pic:cNvPicPr/>
                 </pic:nvPicPr>
                 <pic:blipFill>
@@ -4510,7 +4623,7 @@
                 <pic:spPr>
                   <a:xfrm>
                     <a:off x="0" y="0"/>
-                    <a:ext cx="7766463" cy="1362075"/>
+                    <a:ext cx="7772400" cy="1309370"/>
                   </a:xfrm>
                   <a:prstGeom prst="rect">
                     <a:avLst/>
@@ -4519,10 +4632,10 @@
               </pic:pic>
             </a:graphicData>
           </a:graphic>
-          <wp14:sizeRelH relativeFrom="page">
+          <wp14:sizeRelH relativeFrom="margin">
             <wp14:pctWidth>0</wp14:pctWidth>
           </wp14:sizeRelH>
-          <wp14:sizeRelV relativeFrom="page">
+          <wp14:sizeRelV relativeFrom="margin">
             <wp14:pctHeight>0</wp14:pctHeight>
           </wp14:sizeRelV>
         </wp:anchor>
@@ -4533,7 +4646,7 @@
 </file>
 
 <file path=word/numbering.xml><?xml version="1.0" encoding="utf-8"?>
-<w:numbering xmlns:wpc="http://schemas.microsoft.com/office/word/2010/wordprocessingCanvas" xmlns:cx="http://schemas.microsoft.com/office/drawing/2014/chartex" xmlns:cx1="http://schemas.microsoft.com/office/drawing/2015/9/8/chartex" xmlns:cx2="http://schemas.microsoft.com/office/drawing/2015/10/21/chartex" xmlns:cx3="http://schemas.microsoft.com/office/drawing/2016/5/9/chartex" xmlns:cx4="http://schemas.microsoft.com/office/drawing/2016/5/10/chartex" xmlns:cx5="http://schemas.microsoft.com/office/drawing/2016/5/11/chartex" xmlns:cx6="http://schemas.microsoft.com/office/drawing/2016/5/12/chartex" xmlns:cx7="http://schemas.microsoft.com/office/drawing/2016/5/13/chartex" xmlns:cx8="http://schemas.microsoft.com/office/drawing/2016/5/14/chartex" xmlns:mc="http://schemas.openxmlformats.org/markup-compatibility/2006" xmlns:aink="http://schemas.microsoft.com/office/drawing/2016/ink" xmlns:am3d="http://schemas.microsoft.com/office/drawing/2017/model3d" xmlns:o="urn:schemas-microsoft-com:office:office" xmlns:oel="http://schemas.microsoft.com/office/2019/extlst" xmlns:r="http://schemas.openxmlformats.org/officeDocument/2006/relationships" xmlns:m="http://schemas.openxmlformats.org/officeDocument/2006/math" xmlns:v="urn:schemas-microsoft-com:vml" xmlns:wp14="http://schemas.microsoft.com/office/word/2010/wordprocessingDrawing" xmlns:wp="http://schemas.openxmlformats.org/drawingml/2006/wordprocessingDrawing" xmlns:w10="urn:schemas-microsoft-com:office:word" xmlns:w="http://schemas.openxmlformats.org/wordprocessingml/2006/main" xmlns:w14="http://schemas.microsoft.com/office/word/2010/wordml" xmlns:w15="http://schemas.microsoft.com/office/word/2012/wordml" xmlns:w16cex="http://schemas.microsoft.com/office/word/2018/wordml/cex" xmlns:w16cid="http://schemas.microsoft.com/office/word/2016/wordml/cid" xmlns:w16="http://schemas.microsoft.com/office/word/2018/wordml" xmlns:w16du="http://schemas.microsoft.com/office/word/2023/wordml/word16du" xmlns:w16sdtdh="http://schemas.microsoft.com/office/word/2020/wordml/sdtdatahash" xmlns:w16sdtfl="http://schemas.microsoft.com/office/word/2024/wordml/sdtformatlock" xmlns:w16se="http://schemas.microsoft.com/office/word/2015/wordml/symex" xmlns:wpg="http://schemas.microsoft.com/office/word/2010/wordprocessingGroup" xmlns:wpi="http://schemas.microsoft.com/office/word/2010/wordprocessingInk" xmlns:wne="http://schemas.microsoft.com/office/word/2006/wordml" xmlns:wps="http://schemas.microsoft.com/office/word/2010/wordprocessingShape" mc:Ignorable="w14 w15 w16se w16cid w16 w16cex w16sdtdh w16sdtfl w16du wp14">
+<w:numbering xmlns:wpc="http://schemas.microsoft.com/office/word/2010/wordprocessingCanvas" xmlns:cx="http://schemas.microsoft.com/office/drawing/2014/chartex" xmlns:mc="http://schemas.openxmlformats.org/markup-compatibility/2006" xmlns:o="urn:schemas-microsoft-com:office:office" xmlns:r="http://schemas.openxmlformats.org/officeDocument/2006/relationships" xmlns:m="http://schemas.openxmlformats.org/officeDocument/2006/math" xmlns:v="urn:schemas-microsoft-com:vml" xmlns:wp14="http://schemas.microsoft.com/office/word/2010/wordprocessingDrawing" xmlns:wp="http://schemas.openxmlformats.org/drawingml/2006/wordprocessingDrawing" xmlns:w10="urn:schemas-microsoft-com:office:word" xmlns:w="http://schemas.openxmlformats.org/wordprocessingml/2006/main" xmlns:w14="http://schemas.microsoft.com/office/word/2010/wordml" xmlns:w15="http://schemas.microsoft.com/office/word/2012/wordml" xmlns:w16se="http://schemas.microsoft.com/office/word/2015/wordml/symex" xmlns:wpg="http://schemas.microsoft.com/office/word/2010/wordprocessingGroup" xmlns:wpi="http://schemas.microsoft.com/office/word/2010/wordprocessingInk" xmlns:wne="http://schemas.microsoft.com/office/word/2006/wordml" xmlns:wps="http://schemas.microsoft.com/office/word/2010/wordprocessingShape" mc:Ignorable="w14 w15 w16se wp14">
   <w:abstractNum w:abstractNumId="0" w15:restartNumberingAfterBreak="0">
     <w:nsid w:val="305B48D8"/>
     <w:multiLevelType w:val="multilevel"/>
@@ -4847,20 +4960,20 @@
       </w:rPr>
     </w:lvl>
   </w:abstractNum>
-  <w:num w:numId="1" w16cid:durableId="1972054447">
+  <w:num w:numId="1">
     <w:abstractNumId w:val="2"/>
   </w:num>
-  <w:num w:numId="2" w16cid:durableId="1884172703">
+  <w:num w:numId="2">
     <w:abstractNumId w:val="0"/>
   </w:num>
-  <w:num w:numId="3" w16cid:durableId="687415306">
+  <w:num w:numId="3">
     <w:abstractNumId w:val="1"/>
   </w:num>
 </w:numbering>
 </file>
 
 <file path=word/styles.xml><?xml version="1.0" encoding="utf-8"?>
-<w:styles xmlns:mc="http://schemas.openxmlformats.org/markup-compatibility/2006" xmlns:r="http://schemas.openxmlformats.org/officeDocument/2006/relationships" xmlns:w="http://schemas.openxmlformats.org/wordprocessingml/2006/main" xmlns:w14="http://schemas.microsoft.com/office/word/2010/wordml" xmlns:w15="http://schemas.microsoft.com/office/word/2012/wordml" xmlns:w16cex="http://schemas.microsoft.com/office/word/2018/wordml/cex" xmlns:w16cid="http://schemas.microsoft.com/office/word/2016/wordml/cid" xmlns:w16="http://schemas.microsoft.com/office/word/2018/wordml" xmlns:w16du="http://schemas.microsoft.com/office/word/2023/wordml/word16du" xmlns:w16sdtdh="http://schemas.microsoft.com/office/word/2020/wordml/sdtdatahash" xmlns:w16sdtfl="http://schemas.microsoft.com/office/word/2024/wordml/sdtformatlock" xmlns:w16se="http://schemas.microsoft.com/office/word/2015/wordml/symex" mc:Ignorable="w14 w15 w16se w16cid w16 w16cex w16sdtdh w16sdtfl w16du">
+<w:styles xmlns:mc="http://schemas.openxmlformats.org/markup-compatibility/2006" xmlns:r="http://schemas.openxmlformats.org/officeDocument/2006/relationships" xmlns:w="http://schemas.openxmlformats.org/wordprocessingml/2006/main" xmlns:w14="http://schemas.microsoft.com/office/word/2010/wordml" xmlns:w15="http://schemas.microsoft.com/office/word/2012/wordml" xmlns:w16se="http://schemas.microsoft.com/office/word/2015/wordml/symex" mc:Ignorable="w14 w15 w16se">
   <w:docDefaults>
     <w:rPrDefault>
       <w:rPr>
@@ -4872,7 +4985,7 @@
     </w:rPrDefault>
     <w:pPrDefault/>
   </w:docDefaults>
-  <w:latentStyles w:defLockedState="0" w:defUIPriority="99" w:defSemiHidden="0" w:defUnhideWhenUsed="0" w:defQFormat="0" w:count="376">
+  <w:latentStyles w:defLockedState="0" w:defUIPriority="99" w:defSemiHidden="0" w:defUnhideWhenUsed="0" w:defQFormat="0" w:count="371">
     <w:lsdException w:name="Normal" w:uiPriority="0" w:qFormat="1"/>
     <w:lsdException w:name="heading 1" w:uiPriority="9" w:qFormat="1"/>
     <w:lsdException w:name="heading 2" w:semiHidden="1" w:uiPriority="9" w:unhideWhenUsed="1" w:qFormat="1"/>
@@ -5244,11 +5357,6 @@
     <w:lsdException w:name="List Table 5 Dark Accent 6" w:uiPriority="50"/>
     <w:lsdException w:name="List Table 6 Colorful Accent 6" w:uiPriority="51"/>
     <w:lsdException w:name="List Table 7 Colorful Accent 6" w:uiPriority="52"/>
-    <w:lsdException w:name="Mention" w:semiHidden="1" w:unhideWhenUsed="1"/>
-    <w:lsdException w:name="Smart Hyperlink" w:semiHidden="1" w:unhideWhenUsed="1"/>
-    <w:lsdException w:name="Hashtag" w:semiHidden="1" w:unhideWhenUsed="1"/>
-    <w:lsdException w:name="Unresolved Mention" w:semiHidden="1" w:unhideWhenUsed="1"/>
-    <w:lsdException w:name="Smart Link" w:semiHidden="1" w:unhideWhenUsed="1"/>
   </w:latentStyles>
   <w:style w:type="paragraph" w:default="1" w:styleId="Normal">
     <w:name w:val="Normal"/>
